--- a/documentation/Project_3_Complete_Professional_Journey_Documentation_Revised.docx
+++ b/documentation/Project_3_Complete_Professional_Journey_Documentation_Revised.docx
@@ -102,7 +102,7 @@
     </w:p>
     <w:p>
       <w:r>
-        <w:t>The project followed two earlier learning projects. Project 1 focused on employee data cleaning and analytics using Pandas, MySQL, SQLAlchemy and Tableau. Project 2 focused on building a modular mini ETL pipeline with configuration, logging, validation, transformation, writing, custom exceptions and object-oriented design.</w:t>
+        <w:t>The project followed two earlier learning projects. Project 1 focused on employee data cleaning and analytics using Pandas, MySQL Connector and Tableau. Project 2 focused on building a modular mini ETL pipeline with configuration, logging, validation, transformation, writing, custom exceptions and object-oriented design.</w:t>
       </w:r>
     </w:p>
     <w:p>
@@ -479,7 +479,7 @@
     </w:p>
     <w:p>
       <w:r>
-        <w:t>The Olist data was loaded into MySQL according to dependency order so that foreign-key relationships could be respected.</w:t>
+        <w:t>The Olist data was loaded into MySQL using Python and MySQL Connector, following dependency order so that foreign-key relationships could be respected.</w:t>
       </w:r>
     </w:p>
     <w:p>
@@ -2064,7 +2064,7 @@
         <w:pStyle w:val="ListBullet"/>
       </w:pPr>
       <w:r>
-        <w:t>Pandas and SQLAlchemy experience</w:t>
+        <w:t>Pandas and MySQL Connector experience</w:t>
       </w:r>
     </w:p>
     <w:p>
